--- a/Knowledge/3-Work knowledge/1-Software Engineering/2-General Technologies/9-Databases/5-My Source/2-SQL/1-Intro to SQL/4-SQL Comments.docx
+++ b/Knowledge/3-Work knowledge/1-Software Engineering/2-General Technologies/9-Databases/5-My Source/2-SQL/1-Intro to SQL/4-SQL Comments.docx
@@ -51,11 +51,13 @@
     <w:p>
       <w:pPr>
         <w:rPr>
-          <w:highlight w:val="white"/>
-        </w:rPr>
-      </w:pPr>
-      <w:r>
-        <w:rPr>
+          <w:rFonts w:ascii="Arial" w:hAnsi="Arial" w:cs="Arial"/>
+          <w:highlight w:val="white"/>
+        </w:rPr>
+      </w:pPr>
+      <w:r>
+        <w:rPr>
+          <w:rFonts w:ascii="Arial" w:hAnsi="Arial" w:cs="Arial"/>
           <w:b/>
           <w:color w:val="000000"/>
           <w:sz w:val="18"/>
@@ -65,14 +67,36 @@
       </w:r>
       <w:r>
         <w:rPr>
-          <w:color w:val="000000"/>
-          <w:sz w:val="18"/>
-          <w:highlight w:val="lightGray"/>
-        </w:rPr>
-        <w:t xml:space="preserve">: Persons Table -&gt; ID Column: 1, Name_En Column: Motasem Essam] -&gt; </w:t>
-      </w:r>
-      <w:r>
-        <w:rPr>
+          <w:rFonts w:ascii="Arial" w:hAnsi="Arial" w:cs="Arial"/>
+          <w:color w:val="000000"/>
+          <w:sz w:val="18"/>
+          <w:highlight w:val="lightGray"/>
+        </w:rPr>
+        <w:t xml:space="preserve">: Persons Table -&gt; ID Column: 1, </w:t>
+      </w:r>
+      <w:proofErr w:type="spellStart"/>
+      <w:r>
+        <w:rPr>
+          <w:rFonts w:ascii="Arial" w:hAnsi="Arial" w:cs="Arial"/>
+          <w:color w:val="000000"/>
+          <w:sz w:val="18"/>
+          <w:highlight w:val="lightGray"/>
+        </w:rPr>
+        <w:t>Name_En</w:t>
+      </w:r>
+      <w:proofErr w:type="spellEnd"/>
+      <w:r>
+        <w:rPr>
+          <w:rFonts w:ascii="Arial" w:hAnsi="Arial" w:cs="Arial"/>
+          <w:color w:val="000000"/>
+          <w:sz w:val="18"/>
+          <w:highlight w:val="lightGray"/>
+        </w:rPr>
+        <w:t xml:space="preserve"> Column: Motasem Essam] -&gt; </w:t>
+      </w:r>
+      <w:r>
+        <w:rPr>
+          <w:rFonts w:ascii="Arial" w:hAnsi="Arial" w:cs="Arial"/>
           <w:b/>
           <w:color w:val="000000"/>
           <w:sz w:val="18"/>
@@ -82,6 +106,7 @@
       </w:r>
       <w:r>
         <w:rPr>
+          <w:rFonts w:ascii="Arial" w:hAnsi="Arial" w:cs="Arial"/>
           <w:color w:val="000000"/>
           <w:sz w:val="18"/>
           <w:highlight w:val="lightGray"/>
@@ -90,6 +115,7 @@
       </w:r>
       <w:r>
         <w:rPr>
+          <w:rFonts w:ascii="Arial" w:hAnsi="Arial" w:cs="Arial"/>
           <w:b/>
           <w:color w:val="000000"/>
           <w:sz w:val="18"/>
@@ -99,6 +125,7 @@
       </w:r>
       <w:r>
         <w:rPr>
+          <w:rFonts w:ascii="Arial" w:hAnsi="Arial" w:cs="Arial"/>
           <w:color w:val="000000"/>
           <w:sz w:val="18"/>
           <w:highlight w:val="lightGray"/>
@@ -302,6 +329,7 @@
       </w:pPr>
       <w:r>
         <w:rPr>
+          <w:rFonts w:ascii="Arial" w:hAnsi="Arial" w:cs="Arial"/>
           <w:b/>
           <w:color w:val="000000"/>
           <w:sz w:val="18"/>
@@ -311,14 +339,36 @@
       </w:r>
       <w:r>
         <w:rPr>
-          <w:color w:val="000000"/>
-          <w:sz w:val="18"/>
-          <w:highlight w:val="lightGray"/>
-        </w:rPr>
-        <w:t xml:space="preserve">: Persons Table -&gt; ID Column: 1, Name_En Column: Motasem Essam] -&gt; </w:t>
-      </w:r>
-      <w:r>
-        <w:rPr>
+          <w:rFonts w:ascii="Arial" w:hAnsi="Arial" w:cs="Arial"/>
+          <w:color w:val="000000"/>
+          <w:sz w:val="18"/>
+          <w:highlight w:val="lightGray"/>
+        </w:rPr>
+        <w:t xml:space="preserve">: Persons Table -&gt; ID Column: 1, </w:t>
+      </w:r>
+      <w:proofErr w:type="spellStart"/>
+      <w:r>
+        <w:rPr>
+          <w:rFonts w:ascii="Arial" w:hAnsi="Arial" w:cs="Arial"/>
+          <w:color w:val="000000"/>
+          <w:sz w:val="18"/>
+          <w:highlight w:val="lightGray"/>
+        </w:rPr>
+        <w:t>Name_En</w:t>
+      </w:r>
+      <w:proofErr w:type="spellEnd"/>
+      <w:r>
+        <w:rPr>
+          <w:rFonts w:ascii="Arial" w:hAnsi="Arial" w:cs="Arial"/>
+          <w:color w:val="000000"/>
+          <w:sz w:val="18"/>
+          <w:highlight w:val="lightGray"/>
+        </w:rPr>
+        <w:t xml:space="preserve"> Column: Motasem Essam] -&gt; </w:t>
+      </w:r>
+      <w:r>
+        <w:rPr>
+          <w:rFonts w:ascii="Arial" w:hAnsi="Arial" w:cs="Arial"/>
           <w:b/>
           <w:color w:val="000000"/>
           <w:sz w:val="18"/>
@@ -328,6 +378,7 @@
       </w:r>
       <w:r>
         <w:rPr>
+          <w:rFonts w:ascii="Arial" w:hAnsi="Arial" w:cs="Arial"/>
           <w:color w:val="000000"/>
           <w:sz w:val="18"/>
           <w:highlight w:val="lightGray"/>
@@ -336,6 +387,7 @@
       </w:r>
       <w:r>
         <w:rPr>
+          <w:rFonts w:ascii="Arial" w:hAnsi="Arial" w:cs="Arial"/>
           <w:b/>
           <w:color w:val="000000"/>
           <w:sz w:val="18"/>
@@ -345,6 +397,7 @@
       </w:r>
       <w:r>
         <w:rPr>
+          <w:rFonts w:ascii="Arial" w:hAnsi="Arial" w:cs="Arial"/>
           <w:color w:val="000000"/>
           <w:sz w:val="18"/>
           <w:highlight w:val="lightGray"/>
@@ -515,6 +568,7 @@
       </w:pPr>
       <w:r>
         <w:rPr>
+          <w:rFonts w:ascii="Arial" w:hAnsi="Arial" w:cs="Arial"/>
           <w:b/>
           <w:color w:val="000000"/>
           <w:sz w:val="18"/>
@@ -524,14 +578,36 @@
       </w:r>
       <w:r>
         <w:rPr>
-          <w:color w:val="000000"/>
-          <w:sz w:val="18"/>
-          <w:highlight w:val="lightGray"/>
-        </w:rPr>
-        <w:t xml:space="preserve">: Persons Table -&gt; ID Column: 1, Name_En Column: Motasem Essam] -&gt; </w:t>
-      </w:r>
-      <w:r>
-        <w:rPr>
+          <w:rFonts w:ascii="Arial" w:hAnsi="Arial" w:cs="Arial"/>
+          <w:color w:val="000000"/>
+          <w:sz w:val="18"/>
+          <w:highlight w:val="lightGray"/>
+        </w:rPr>
+        <w:t xml:space="preserve">: Persons Table -&gt; ID Column: 1, </w:t>
+      </w:r>
+      <w:proofErr w:type="spellStart"/>
+      <w:r>
+        <w:rPr>
+          <w:rFonts w:ascii="Arial" w:hAnsi="Arial" w:cs="Arial"/>
+          <w:color w:val="000000"/>
+          <w:sz w:val="18"/>
+          <w:highlight w:val="lightGray"/>
+        </w:rPr>
+        <w:t>Name_En</w:t>
+      </w:r>
+      <w:proofErr w:type="spellEnd"/>
+      <w:r>
+        <w:rPr>
+          <w:rFonts w:ascii="Arial" w:hAnsi="Arial" w:cs="Arial"/>
+          <w:color w:val="000000"/>
+          <w:sz w:val="18"/>
+          <w:highlight w:val="lightGray"/>
+        </w:rPr>
+        <w:t xml:space="preserve"> Column: Motasem Essam] -&gt; </w:t>
+      </w:r>
+      <w:r>
+        <w:rPr>
+          <w:rFonts w:ascii="Arial" w:hAnsi="Arial" w:cs="Arial"/>
           <w:b/>
           <w:color w:val="000000"/>
           <w:sz w:val="18"/>
@@ -541,6 +617,7 @@
       </w:r>
       <w:r>
         <w:rPr>
+          <w:rFonts w:ascii="Arial" w:hAnsi="Arial" w:cs="Arial"/>
           <w:color w:val="000000"/>
           <w:sz w:val="18"/>
           <w:highlight w:val="lightGray"/>
@@ -549,6 +626,7 @@
       </w:r>
       <w:r>
         <w:rPr>
+          <w:rFonts w:ascii="Arial" w:hAnsi="Arial" w:cs="Arial"/>
           <w:b/>
           <w:color w:val="000000"/>
           <w:sz w:val="18"/>
@@ -558,6 +636,7 @@
       </w:r>
       <w:r>
         <w:rPr>
+          <w:rFonts w:ascii="Arial" w:hAnsi="Arial" w:cs="Arial"/>
           <w:color w:val="000000"/>
           <w:sz w:val="18"/>
           <w:highlight w:val="lightGray"/>
@@ -575,6 +654,7 @@
         <w:rPr>
           <w:noProof/>
         </w:rPr>
+        <w:lastRenderedPageBreak/>
         <w:drawing>
           <wp:inline distT="0" distB="0" distL="0" distR="0" wp14:anchorId="04D8ECD5" wp14:editId="11025337">
             <wp:extent cx="5943600" cy="899160"/>
@@ -837,6 +917,7 @@
       </w:pPr>
       <w:r>
         <w:rPr>
+          <w:rFonts w:ascii="Arial" w:hAnsi="Arial" w:cs="Arial"/>
           <w:b/>
           <w:color w:val="000000"/>
           <w:sz w:val="18"/>
@@ -846,14 +927,36 @@
       </w:r>
       <w:r>
         <w:rPr>
-          <w:color w:val="000000"/>
-          <w:sz w:val="18"/>
-          <w:highlight w:val="lightGray"/>
-        </w:rPr>
-        <w:t xml:space="preserve">: Persons Table -&gt; ID Column: 1, Name_En Column: Motasem Essam] -&gt; </w:t>
-      </w:r>
-      <w:r>
-        <w:rPr>
+          <w:rFonts w:ascii="Arial" w:hAnsi="Arial" w:cs="Arial"/>
+          <w:color w:val="000000"/>
+          <w:sz w:val="18"/>
+          <w:highlight w:val="lightGray"/>
+        </w:rPr>
+        <w:t xml:space="preserve">: Persons Table -&gt; ID Column: 1, </w:t>
+      </w:r>
+      <w:proofErr w:type="spellStart"/>
+      <w:r>
+        <w:rPr>
+          <w:rFonts w:ascii="Arial" w:hAnsi="Arial" w:cs="Arial"/>
+          <w:color w:val="000000"/>
+          <w:sz w:val="18"/>
+          <w:highlight w:val="lightGray"/>
+        </w:rPr>
+        <w:t>Name_En</w:t>
+      </w:r>
+      <w:proofErr w:type="spellEnd"/>
+      <w:r>
+        <w:rPr>
+          <w:rFonts w:ascii="Arial" w:hAnsi="Arial" w:cs="Arial"/>
+          <w:color w:val="000000"/>
+          <w:sz w:val="18"/>
+          <w:highlight w:val="lightGray"/>
+        </w:rPr>
+        <w:t xml:space="preserve"> Column: Motasem Essam] -&gt; </w:t>
+      </w:r>
+      <w:r>
+        <w:rPr>
+          <w:rFonts w:ascii="Arial" w:hAnsi="Arial" w:cs="Arial"/>
           <w:b/>
           <w:color w:val="000000"/>
           <w:sz w:val="18"/>
@@ -863,6 +966,7 @@
       </w:r>
       <w:r>
         <w:rPr>
+          <w:rFonts w:ascii="Arial" w:hAnsi="Arial" w:cs="Arial"/>
           <w:color w:val="000000"/>
           <w:sz w:val="18"/>
           <w:highlight w:val="lightGray"/>
@@ -871,6 +975,7 @@
       </w:r>
       <w:r>
         <w:rPr>
+          <w:rFonts w:ascii="Arial" w:hAnsi="Arial" w:cs="Arial"/>
           <w:b/>
           <w:color w:val="000000"/>
           <w:sz w:val="18"/>
@@ -880,6 +985,7 @@
       </w:r>
       <w:r>
         <w:rPr>
+          <w:rFonts w:ascii="Arial" w:hAnsi="Arial" w:cs="Arial"/>
           <w:color w:val="000000"/>
           <w:sz w:val="18"/>
           <w:highlight w:val="lightGray"/>
@@ -994,6 +1100,7 @@
       </w:pPr>
       <w:r>
         <w:rPr>
+          <w:rFonts w:ascii="Arial" w:hAnsi="Arial" w:cs="Arial"/>
           <w:b/>
           <w:color w:val="000000"/>
           <w:sz w:val="18"/>
@@ -1003,14 +1110,36 @@
       </w:r>
       <w:r>
         <w:rPr>
-          <w:color w:val="000000"/>
-          <w:sz w:val="18"/>
-          <w:highlight w:val="lightGray"/>
-        </w:rPr>
-        <w:t xml:space="preserve">: Persons Table -&gt; ID Column: 1, Name_En Column: Motasem Essam] -&gt; </w:t>
-      </w:r>
-      <w:r>
-        <w:rPr>
+          <w:rFonts w:ascii="Arial" w:hAnsi="Arial" w:cs="Arial"/>
+          <w:color w:val="000000"/>
+          <w:sz w:val="18"/>
+          <w:highlight w:val="lightGray"/>
+        </w:rPr>
+        <w:t xml:space="preserve">: Persons Table -&gt; ID Column: 1, </w:t>
+      </w:r>
+      <w:proofErr w:type="spellStart"/>
+      <w:r>
+        <w:rPr>
+          <w:rFonts w:ascii="Arial" w:hAnsi="Arial" w:cs="Arial"/>
+          <w:color w:val="000000"/>
+          <w:sz w:val="18"/>
+          <w:highlight w:val="lightGray"/>
+        </w:rPr>
+        <w:t>Name_En</w:t>
+      </w:r>
+      <w:proofErr w:type="spellEnd"/>
+      <w:r>
+        <w:rPr>
+          <w:rFonts w:ascii="Arial" w:hAnsi="Arial" w:cs="Arial"/>
+          <w:color w:val="000000"/>
+          <w:sz w:val="18"/>
+          <w:highlight w:val="lightGray"/>
+        </w:rPr>
+        <w:t xml:space="preserve"> Column: Motasem Essam] -&gt; </w:t>
+      </w:r>
+      <w:r>
+        <w:rPr>
+          <w:rFonts w:ascii="Arial" w:hAnsi="Arial" w:cs="Arial"/>
           <w:b/>
           <w:color w:val="000000"/>
           <w:sz w:val="18"/>
@@ -1020,6 +1149,7 @@
       </w:r>
       <w:r>
         <w:rPr>
+          <w:rFonts w:ascii="Arial" w:hAnsi="Arial" w:cs="Arial"/>
           <w:color w:val="000000"/>
           <w:sz w:val="18"/>
           <w:highlight w:val="lightGray"/>
@@ -1028,6 +1158,7 @@
       </w:r>
       <w:r>
         <w:rPr>
+          <w:rFonts w:ascii="Arial" w:hAnsi="Arial" w:cs="Arial"/>
           <w:b/>
           <w:color w:val="000000"/>
           <w:sz w:val="18"/>
@@ -1037,6 +1168,7 @@
       </w:r>
       <w:r>
         <w:rPr>
+          <w:rFonts w:ascii="Arial" w:hAnsi="Arial" w:cs="Arial"/>
           <w:color w:val="000000"/>
           <w:sz w:val="18"/>
           <w:highlight w:val="lightGray"/>
@@ -1147,6 +1279,7 @@
           <w:rFonts w:ascii="Roboto Mono" w:hAnsi="Roboto Mono"/>
           <w:highlight w:val="white"/>
         </w:rPr>
+        <w:lastRenderedPageBreak/>
         <w:t>-- Comment text</w:t>
       </w:r>
     </w:p>
@@ -1467,6 +1600,7 @@
       </w:pPr>
       <w:r>
         <w:rPr>
+          <w:rFonts w:ascii="Arial" w:hAnsi="Arial" w:cs="Arial"/>
           <w:b/>
           <w:color w:val="000000"/>
           <w:sz w:val="18"/>
@@ -1476,14 +1610,36 @@
       </w:r>
       <w:r>
         <w:rPr>
-          <w:color w:val="000000"/>
-          <w:sz w:val="18"/>
-          <w:highlight w:val="lightGray"/>
-        </w:rPr>
-        <w:t xml:space="preserve">: Persons Table -&gt; ID Column: 1, Name_En Column: Motasem Essam] -&gt; </w:t>
-      </w:r>
-      <w:r>
-        <w:rPr>
+          <w:rFonts w:ascii="Arial" w:hAnsi="Arial" w:cs="Arial"/>
+          <w:color w:val="000000"/>
+          <w:sz w:val="18"/>
+          <w:highlight w:val="lightGray"/>
+        </w:rPr>
+        <w:t xml:space="preserve">: Persons Table -&gt; ID Column: 1, </w:t>
+      </w:r>
+      <w:proofErr w:type="spellStart"/>
+      <w:r>
+        <w:rPr>
+          <w:rFonts w:ascii="Arial" w:hAnsi="Arial" w:cs="Arial"/>
+          <w:color w:val="000000"/>
+          <w:sz w:val="18"/>
+          <w:highlight w:val="lightGray"/>
+        </w:rPr>
+        <w:t>Name_En</w:t>
+      </w:r>
+      <w:proofErr w:type="spellEnd"/>
+      <w:r>
+        <w:rPr>
+          <w:rFonts w:ascii="Arial" w:hAnsi="Arial" w:cs="Arial"/>
+          <w:color w:val="000000"/>
+          <w:sz w:val="18"/>
+          <w:highlight w:val="lightGray"/>
+        </w:rPr>
+        <w:t xml:space="preserve"> Column: Motasem Essam] -&gt; </w:t>
+      </w:r>
+      <w:r>
+        <w:rPr>
+          <w:rFonts w:ascii="Arial" w:hAnsi="Arial" w:cs="Arial"/>
           <w:b/>
           <w:color w:val="000000"/>
           <w:sz w:val="18"/>
@@ -1493,6 +1649,7 @@
       </w:r>
       <w:r>
         <w:rPr>
+          <w:rFonts w:ascii="Arial" w:hAnsi="Arial" w:cs="Arial"/>
           <w:color w:val="000000"/>
           <w:sz w:val="18"/>
           <w:highlight w:val="lightGray"/>
@@ -1501,6 +1658,7 @@
       </w:r>
       <w:r>
         <w:rPr>
+          <w:rFonts w:ascii="Arial" w:hAnsi="Arial" w:cs="Arial"/>
           <w:b/>
           <w:color w:val="000000"/>
           <w:sz w:val="18"/>
@@ -1510,6 +1668,7 @@
       </w:r>
       <w:r>
         <w:rPr>
+          <w:rFonts w:ascii="Arial" w:hAnsi="Arial" w:cs="Arial"/>
           <w:color w:val="000000"/>
           <w:sz w:val="18"/>
           <w:highlight w:val="lightGray"/>
@@ -1620,6 +1779,7 @@
           <w:rFonts w:ascii="Roboto Mono" w:hAnsi="Roboto Mono"/>
           <w:highlight w:val="white"/>
         </w:rPr>
+        <w:lastRenderedPageBreak/>
         <w:t>/*</w:t>
       </w:r>
     </w:p>
@@ -1890,6 +2050,7 @@
       </w:pPr>
       <w:r>
         <w:rPr>
+          <w:rFonts w:ascii="Arial" w:hAnsi="Arial" w:cs="Arial"/>
           <w:b/>
           <w:color w:val="000000"/>
           <w:sz w:val="18"/>
@@ -1899,14 +2060,36 @@
       </w:r>
       <w:r>
         <w:rPr>
-          <w:color w:val="000000"/>
-          <w:sz w:val="18"/>
-          <w:highlight w:val="lightGray"/>
-        </w:rPr>
-        <w:t xml:space="preserve">: Persons Table -&gt; ID Column: 1, Name_En Column: Motasem Essam] -&gt; </w:t>
-      </w:r>
-      <w:r>
-        <w:rPr>
+          <w:rFonts w:ascii="Arial" w:hAnsi="Arial" w:cs="Arial"/>
+          <w:color w:val="000000"/>
+          <w:sz w:val="18"/>
+          <w:highlight w:val="lightGray"/>
+        </w:rPr>
+        <w:t xml:space="preserve">: Persons Table -&gt; ID Column: 1, </w:t>
+      </w:r>
+      <w:proofErr w:type="spellStart"/>
+      <w:r>
+        <w:rPr>
+          <w:rFonts w:ascii="Arial" w:hAnsi="Arial" w:cs="Arial"/>
+          <w:color w:val="000000"/>
+          <w:sz w:val="18"/>
+          <w:highlight w:val="lightGray"/>
+        </w:rPr>
+        <w:t>Name_En</w:t>
+      </w:r>
+      <w:proofErr w:type="spellEnd"/>
+      <w:r>
+        <w:rPr>
+          <w:rFonts w:ascii="Arial" w:hAnsi="Arial" w:cs="Arial"/>
+          <w:color w:val="000000"/>
+          <w:sz w:val="18"/>
+          <w:highlight w:val="lightGray"/>
+        </w:rPr>
+        <w:t xml:space="preserve"> Column: Motasem Essam] -&gt; </w:t>
+      </w:r>
+      <w:r>
+        <w:rPr>
+          <w:rFonts w:ascii="Arial" w:hAnsi="Arial" w:cs="Arial"/>
           <w:b/>
           <w:color w:val="000000"/>
           <w:sz w:val="18"/>
@@ -1916,6 +2099,7 @@
       </w:r>
       <w:r>
         <w:rPr>
+          <w:rFonts w:ascii="Arial" w:hAnsi="Arial" w:cs="Arial"/>
           <w:color w:val="000000"/>
           <w:sz w:val="18"/>
           <w:highlight w:val="lightGray"/>
@@ -1924,6 +2108,7 @@
       </w:r>
       <w:r>
         <w:rPr>
+          <w:rFonts w:ascii="Arial" w:hAnsi="Arial" w:cs="Arial"/>
           <w:b/>
           <w:color w:val="000000"/>
           <w:sz w:val="18"/>
@@ -1933,6 +2118,7 @@
       </w:r>
       <w:r>
         <w:rPr>
+          <w:rFonts w:ascii="Arial" w:hAnsi="Arial" w:cs="Arial"/>
           <w:color w:val="000000"/>
           <w:sz w:val="18"/>
           <w:highlight w:val="lightGray"/>
@@ -1950,6 +2136,7 @@
         <w:rPr>
           <w:noProof/>
         </w:rPr>
+        <w:lastRenderedPageBreak/>
         <w:drawing>
           <wp:inline distT="0" distB="0" distL="0" distR="0" wp14:anchorId="6E61FB9B" wp14:editId="3FFE6B9C">
             <wp:extent cx="5943600" cy="2002155"/>
@@ -2095,7 +2282,23 @@
           <w:rFonts w:ascii="Roboto Mono" w:hAnsi="Roboto Mono"/>
           <w:highlight w:val="white"/>
         </w:rPr>
-        <w:t>SELECT CustomerID,</w:t>
+        <w:t xml:space="preserve">SELECT </w:t>
+      </w:r>
+      <w:proofErr w:type="spellStart"/>
+      <w:r>
+        <w:rPr>
+          <w:rFonts w:ascii="Roboto Mono" w:hAnsi="Roboto Mono"/>
+          <w:highlight w:val="white"/>
+        </w:rPr>
+        <w:t>CustomerID</w:t>
+      </w:r>
+      <w:proofErr w:type="spellEnd"/>
+      <w:r>
+        <w:rPr>
+          <w:rFonts w:ascii="Roboto Mono" w:hAnsi="Roboto Mono"/>
+          <w:highlight w:val="white"/>
+        </w:rPr>
+        <w:t>,</w:t>
       </w:r>
     </w:p>
     <w:p>
@@ -2204,6 +2407,7 @@
       </w:pPr>
       <w:r>
         <w:rPr>
+          <w:rFonts w:ascii="Arial" w:hAnsi="Arial" w:cs="Arial"/>
           <w:b/>
           <w:color w:val="000000"/>
           <w:sz w:val="18"/>
@@ -2213,14 +2417,36 @@
       </w:r>
       <w:r>
         <w:rPr>
-          <w:color w:val="000000"/>
-          <w:sz w:val="18"/>
-          <w:highlight w:val="lightGray"/>
-        </w:rPr>
-        <w:t xml:space="preserve">: Persons Table -&gt; ID Column: 1, Name_En Column: Motasem Essam] -&gt; </w:t>
-      </w:r>
-      <w:r>
-        <w:rPr>
+          <w:rFonts w:ascii="Arial" w:hAnsi="Arial" w:cs="Arial"/>
+          <w:color w:val="000000"/>
+          <w:sz w:val="18"/>
+          <w:highlight w:val="lightGray"/>
+        </w:rPr>
+        <w:t xml:space="preserve">: Persons Table -&gt; ID Column: 1, </w:t>
+      </w:r>
+      <w:proofErr w:type="spellStart"/>
+      <w:r>
+        <w:rPr>
+          <w:rFonts w:ascii="Arial" w:hAnsi="Arial" w:cs="Arial"/>
+          <w:color w:val="000000"/>
+          <w:sz w:val="18"/>
+          <w:highlight w:val="lightGray"/>
+        </w:rPr>
+        <w:t>Name_En</w:t>
+      </w:r>
+      <w:proofErr w:type="spellEnd"/>
+      <w:r>
+        <w:rPr>
+          <w:rFonts w:ascii="Arial" w:hAnsi="Arial" w:cs="Arial"/>
+          <w:color w:val="000000"/>
+          <w:sz w:val="18"/>
+          <w:highlight w:val="lightGray"/>
+        </w:rPr>
+        <w:t xml:space="preserve"> Column: Motasem Essam] -&gt; </w:t>
+      </w:r>
+      <w:r>
+        <w:rPr>
+          <w:rFonts w:ascii="Arial" w:hAnsi="Arial" w:cs="Arial"/>
           <w:b/>
           <w:color w:val="000000"/>
           <w:sz w:val="18"/>
@@ -2230,6 +2456,7 @@
       </w:r>
       <w:r>
         <w:rPr>
+          <w:rFonts w:ascii="Arial" w:hAnsi="Arial" w:cs="Arial"/>
           <w:color w:val="000000"/>
           <w:sz w:val="18"/>
           <w:highlight w:val="lightGray"/>
@@ -2238,6 +2465,7 @@
       </w:r>
       <w:r>
         <w:rPr>
+          <w:rFonts w:ascii="Arial" w:hAnsi="Arial" w:cs="Arial"/>
           <w:b/>
           <w:color w:val="000000"/>
           <w:sz w:val="18"/>
@@ -2247,6 +2475,7 @@
       </w:r>
       <w:r>
         <w:rPr>
+          <w:rFonts w:ascii="Arial" w:hAnsi="Arial" w:cs="Arial"/>
           <w:color w:val="000000"/>
           <w:sz w:val="18"/>
           <w:highlight w:val="lightGray"/>
@@ -2267,6 +2496,7 @@
         <w:rPr>
           <w:noProof/>
         </w:rPr>
+        <w:lastRenderedPageBreak/>
         <w:drawing>
           <wp:inline distT="0" distB="0" distL="0" distR="0" wp14:anchorId="1E7314B8" wp14:editId="3FEE908A">
             <wp:extent cx="5943600" cy="1562735"/>
@@ -2634,6 +2864,7 @@
       </w:pPr>
       <w:r>
         <w:rPr>
+          <w:rFonts w:ascii="Arial" w:hAnsi="Arial" w:cs="Arial"/>
           <w:b/>
           <w:color w:val="000000"/>
           <w:sz w:val="18"/>
@@ -2643,14 +2874,36 @@
       </w:r>
       <w:r>
         <w:rPr>
-          <w:color w:val="000000"/>
-          <w:sz w:val="18"/>
-          <w:highlight w:val="lightGray"/>
-        </w:rPr>
-        <w:t xml:space="preserve">: Persons Table -&gt; ID Column: 1, Name_En Column: Motasem Essam] -&gt; </w:t>
-      </w:r>
-      <w:r>
-        <w:rPr>
+          <w:rFonts w:ascii="Arial" w:hAnsi="Arial" w:cs="Arial"/>
+          <w:color w:val="000000"/>
+          <w:sz w:val="18"/>
+          <w:highlight w:val="lightGray"/>
+        </w:rPr>
+        <w:t xml:space="preserve">: Persons Table -&gt; ID Column: 1, </w:t>
+      </w:r>
+      <w:proofErr w:type="spellStart"/>
+      <w:r>
+        <w:rPr>
+          <w:rFonts w:ascii="Arial" w:hAnsi="Arial" w:cs="Arial"/>
+          <w:color w:val="000000"/>
+          <w:sz w:val="18"/>
+          <w:highlight w:val="lightGray"/>
+        </w:rPr>
+        <w:t>Name_En</w:t>
+      </w:r>
+      <w:proofErr w:type="spellEnd"/>
+      <w:r>
+        <w:rPr>
+          <w:rFonts w:ascii="Arial" w:hAnsi="Arial" w:cs="Arial"/>
+          <w:color w:val="000000"/>
+          <w:sz w:val="18"/>
+          <w:highlight w:val="lightGray"/>
+        </w:rPr>
+        <w:t xml:space="preserve"> Column: Motasem Essam] -&gt; </w:t>
+      </w:r>
+      <w:r>
+        <w:rPr>
+          <w:rFonts w:ascii="Arial" w:hAnsi="Arial" w:cs="Arial"/>
           <w:b/>
           <w:color w:val="000000"/>
           <w:sz w:val="18"/>
@@ -2660,6 +2913,7 @@
       </w:r>
       <w:r>
         <w:rPr>
+          <w:rFonts w:ascii="Arial" w:hAnsi="Arial" w:cs="Arial"/>
           <w:color w:val="000000"/>
           <w:sz w:val="18"/>
           <w:highlight w:val="lightGray"/>
@@ -2668,6 +2922,7 @@
       </w:r>
       <w:r>
         <w:rPr>
+          <w:rFonts w:ascii="Arial" w:hAnsi="Arial" w:cs="Arial"/>
           <w:b/>
           <w:color w:val="000000"/>
           <w:sz w:val="18"/>
@@ -2677,6 +2932,7 @@
       </w:r>
       <w:r>
         <w:rPr>
+          <w:rFonts w:ascii="Arial" w:hAnsi="Arial" w:cs="Arial"/>
           <w:color w:val="000000"/>
           <w:sz w:val="18"/>
           <w:highlight w:val="lightGray"/>
@@ -2855,6 +3111,7 @@
           <w:rFonts w:ascii="Roboto Mono" w:hAnsi="Roboto Mono"/>
           <w:highlight w:val="white"/>
         </w:rPr>
+        <w:lastRenderedPageBreak/>
         <w:pict w14:anchorId="719FED42">
           <v:rect id="_x0000_i1034" style="width:0;height:1.5pt" o:hralign="center" o:hrstd="t" o:hr="t" fillcolor="#a0a0a0" stroked="f"/>
         </w:pict>
@@ -2984,7 +3241,23 @@
           <w:rFonts w:ascii="Roboto Mono" w:hAnsi="Roboto Mono"/>
           <w:highlight w:val="white"/>
         </w:rPr>
-        <w:t>WHERE CustomerID = 1;</w:t>
+        <w:t xml:space="preserve">WHERE </w:t>
+      </w:r>
+      <w:proofErr w:type="spellStart"/>
+      <w:r>
+        <w:rPr>
+          <w:rFonts w:ascii="Roboto Mono" w:hAnsi="Roboto Mono"/>
+          <w:highlight w:val="white"/>
+        </w:rPr>
+        <w:t>CustomerID</w:t>
+      </w:r>
+      <w:proofErr w:type="spellEnd"/>
+      <w:r>
+        <w:rPr>
+          <w:rFonts w:ascii="Roboto Mono" w:hAnsi="Roboto Mono"/>
+          <w:highlight w:val="white"/>
+        </w:rPr>
+        <w:t xml:space="preserve"> = 1;</w:t>
       </w:r>
     </w:p>
     <w:p>
@@ -3065,6 +3338,7 @@
       </w:pPr>
       <w:r>
         <w:rPr>
+          <w:rFonts w:ascii="Arial" w:hAnsi="Arial" w:cs="Arial"/>
           <w:b/>
           <w:color w:val="000000"/>
           <w:sz w:val="18"/>
@@ -3074,14 +3348,36 @@
       </w:r>
       <w:r>
         <w:rPr>
-          <w:color w:val="000000"/>
-          <w:sz w:val="18"/>
-          <w:highlight w:val="lightGray"/>
-        </w:rPr>
-        <w:t xml:space="preserve">: Persons Table -&gt; ID Column: 1, Name_En Column: Motasem Essam] -&gt; </w:t>
-      </w:r>
-      <w:r>
-        <w:rPr>
+          <w:rFonts w:ascii="Arial" w:hAnsi="Arial" w:cs="Arial"/>
+          <w:color w:val="000000"/>
+          <w:sz w:val="18"/>
+          <w:highlight w:val="lightGray"/>
+        </w:rPr>
+        <w:t xml:space="preserve">: Persons Table -&gt; ID Column: 1, </w:t>
+      </w:r>
+      <w:proofErr w:type="spellStart"/>
+      <w:r>
+        <w:rPr>
+          <w:rFonts w:ascii="Arial" w:hAnsi="Arial" w:cs="Arial"/>
+          <w:color w:val="000000"/>
+          <w:sz w:val="18"/>
+          <w:highlight w:val="lightGray"/>
+        </w:rPr>
+        <w:t>Name_En</w:t>
+      </w:r>
+      <w:proofErr w:type="spellEnd"/>
+      <w:r>
+        <w:rPr>
+          <w:rFonts w:ascii="Arial" w:hAnsi="Arial" w:cs="Arial"/>
+          <w:color w:val="000000"/>
+          <w:sz w:val="18"/>
+          <w:highlight w:val="lightGray"/>
+        </w:rPr>
+        <w:t xml:space="preserve"> Column: Motasem Essam] -&gt; </w:t>
+      </w:r>
+      <w:r>
+        <w:rPr>
+          <w:rFonts w:ascii="Arial" w:hAnsi="Arial" w:cs="Arial"/>
           <w:b/>
           <w:color w:val="000000"/>
           <w:sz w:val="18"/>
@@ -3091,6 +3387,7 @@
       </w:r>
       <w:r>
         <w:rPr>
+          <w:rFonts w:ascii="Arial" w:hAnsi="Arial" w:cs="Arial"/>
           <w:color w:val="000000"/>
           <w:sz w:val="18"/>
           <w:highlight w:val="lightGray"/>
@@ -3099,6 +3396,7 @@
       </w:r>
       <w:r>
         <w:rPr>
+          <w:rFonts w:ascii="Arial" w:hAnsi="Arial" w:cs="Arial"/>
           <w:b/>
           <w:color w:val="000000"/>
           <w:sz w:val="18"/>
@@ -3108,6 +3406,7 @@
       </w:r>
       <w:r>
         <w:rPr>
+          <w:rFonts w:ascii="Arial" w:hAnsi="Arial" w:cs="Arial"/>
           <w:color w:val="000000"/>
           <w:sz w:val="18"/>
           <w:highlight w:val="lightGray"/>
@@ -3418,6 +3717,7 @@
                 <w:rFonts w:ascii="Roboto Mono" w:hAnsi="Roboto Mono"/>
                 <w:highlight w:val="white"/>
               </w:rPr>
+              <w:lastRenderedPageBreak/>
               <w:t>Team collaboration</w:t>
             </w:r>
           </w:p>
@@ -3492,6 +3792,7 @@
       </w:pPr>
       <w:r>
         <w:rPr>
+          <w:rFonts w:ascii="Arial" w:hAnsi="Arial" w:cs="Arial"/>
           <w:b/>
           <w:color w:val="000000"/>
           <w:sz w:val="18"/>
@@ -3501,14 +3802,36 @@
       </w:r>
       <w:r>
         <w:rPr>
-          <w:color w:val="000000"/>
-          <w:sz w:val="18"/>
-          <w:highlight w:val="lightGray"/>
-        </w:rPr>
-        <w:t xml:space="preserve">: Persons Table -&gt; ID Column: 1, Name_En Column: Motasem Essam] -&gt; </w:t>
-      </w:r>
-      <w:r>
-        <w:rPr>
+          <w:rFonts w:ascii="Arial" w:hAnsi="Arial" w:cs="Arial"/>
+          <w:color w:val="000000"/>
+          <w:sz w:val="18"/>
+          <w:highlight w:val="lightGray"/>
+        </w:rPr>
+        <w:t xml:space="preserve">: Persons Table -&gt; ID Column: 1, </w:t>
+      </w:r>
+      <w:proofErr w:type="spellStart"/>
+      <w:r>
+        <w:rPr>
+          <w:rFonts w:ascii="Arial" w:hAnsi="Arial" w:cs="Arial"/>
+          <w:color w:val="000000"/>
+          <w:sz w:val="18"/>
+          <w:highlight w:val="lightGray"/>
+        </w:rPr>
+        <w:t>Name_En</w:t>
+      </w:r>
+      <w:proofErr w:type="spellEnd"/>
+      <w:r>
+        <w:rPr>
+          <w:rFonts w:ascii="Arial" w:hAnsi="Arial" w:cs="Arial"/>
+          <w:color w:val="000000"/>
+          <w:sz w:val="18"/>
+          <w:highlight w:val="lightGray"/>
+        </w:rPr>
+        <w:t xml:space="preserve"> Column: Motasem Essam] -&gt; </w:t>
+      </w:r>
+      <w:r>
+        <w:rPr>
+          <w:rFonts w:ascii="Arial" w:hAnsi="Arial" w:cs="Arial"/>
           <w:b/>
           <w:color w:val="000000"/>
           <w:sz w:val="18"/>
@@ -3518,6 +3841,7 @@
       </w:r>
       <w:r>
         <w:rPr>
+          <w:rFonts w:ascii="Arial" w:hAnsi="Arial" w:cs="Arial"/>
           <w:color w:val="000000"/>
           <w:sz w:val="18"/>
           <w:highlight w:val="lightGray"/>
@@ -3526,6 +3850,7 @@
       </w:r>
       <w:r>
         <w:rPr>
+          <w:rFonts w:ascii="Arial" w:hAnsi="Arial" w:cs="Arial"/>
           <w:b/>
           <w:color w:val="000000"/>
           <w:sz w:val="18"/>
@@ -3535,6 +3860,7 @@
       </w:r>
       <w:r>
         <w:rPr>
+          <w:rFonts w:ascii="Arial" w:hAnsi="Arial" w:cs="Arial"/>
           <w:color w:val="000000"/>
           <w:sz w:val="18"/>
           <w:highlight w:val="lightGray"/>
@@ -3902,6 +4228,7 @@
         <w:rPr>
           <w:noProof/>
         </w:rPr>
+        <w:lastRenderedPageBreak/>
         <w:drawing>
           <wp:inline distT="0" distB="0" distL="0" distR="0" wp14:anchorId="7D6DE488" wp14:editId="7BE53934">
             <wp:extent cx="5943600" cy="1219200"/>
@@ -4269,6 +4596,7 @@
       </w:pPr>
       <w:r>
         <w:rPr>
+          <w:rFonts w:ascii="Arial" w:hAnsi="Arial" w:cs="Arial"/>
           <w:b/>
           <w:color w:val="000000"/>
           <w:sz w:val="18"/>
@@ -4278,14 +4606,36 @@
       </w:r>
       <w:r>
         <w:rPr>
-          <w:color w:val="000000"/>
-          <w:sz w:val="18"/>
-          <w:highlight w:val="lightGray"/>
-        </w:rPr>
-        <w:t xml:space="preserve">: Persons Table -&gt; ID Column: 1, Name_En Column: Motasem Essam] -&gt; </w:t>
-      </w:r>
-      <w:r>
-        <w:rPr>
+          <w:rFonts w:ascii="Arial" w:hAnsi="Arial" w:cs="Arial"/>
+          <w:color w:val="000000"/>
+          <w:sz w:val="18"/>
+          <w:highlight w:val="lightGray"/>
+        </w:rPr>
+        <w:t xml:space="preserve">: Persons Table -&gt; ID Column: 1, </w:t>
+      </w:r>
+      <w:proofErr w:type="spellStart"/>
+      <w:r>
+        <w:rPr>
+          <w:rFonts w:ascii="Arial" w:hAnsi="Arial" w:cs="Arial"/>
+          <w:color w:val="000000"/>
+          <w:sz w:val="18"/>
+          <w:highlight w:val="lightGray"/>
+        </w:rPr>
+        <w:t>Name_En</w:t>
+      </w:r>
+      <w:proofErr w:type="spellEnd"/>
+      <w:r>
+        <w:rPr>
+          <w:rFonts w:ascii="Arial" w:hAnsi="Arial" w:cs="Arial"/>
+          <w:color w:val="000000"/>
+          <w:sz w:val="18"/>
+          <w:highlight w:val="lightGray"/>
+        </w:rPr>
+        <w:t xml:space="preserve"> Column: Motasem Essam] -&gt; </w:t>
+      </w:r>
+      <w:r>
+        <w:rPr>
+          <w:rFonts w:ascii="Arial" w:hAnsi="Arial" w:cs="Arial"/>
           <w:b/>
           <w:color w:val="000000"/>
           <w:sz w:val="18"/>
@@ -4295,6 +4645,7 @@
       </w:r>
       <w:r>
         <w:rPr>
+          <w:rFonts w:ascii="Arial" w:hAnsi="Arial" w:cs="Arial"/>
           <w:color w:val="000000"/>
           <w:sz w:val="18"/>
           <w:highlight w:val="lightGray"/>
@@ -4303,6 +4654,7 @@
       </w:r>
       <w:r>
         <w:rPr>
+          <w:rFonts w:ascii="Arial" w:hAnsi="Arial" w:cs="Arial"/>
           <w:b/>
           <w:color w:val="000000"/>
           <w:sz w:val="18"/>
@@ -4312,6 +4664,7 @@
       </w:r>
       <w:r>
         <w:rPr>
+          <w:rFonts w:ascii="Arial" w:hAnsi="Arial" w:cs="Arial"/>
           <w:color w:val="000000"/>
           <w:sz w:val="18"/>
           <w:highlight w:val="lightGray"/>
@@ -4346,6 +4699,7 @@
           <w:rFonts w:ascii="Roboto Mono" w:hAnsi="Roboto Mono"/>
           <w:highlight w:val="white"/>
         </w:rPr>
+        <w:lastRenderedPageBreak/>
         <w:t>The notes help readers understand the content:</w:t>
       </w:r>
     </w:p>
@@ -4622,6 +4976,7 @@
       </w:pPr>
       <w:r>
         <w:rPr>
+          <w:rFonts w:ascii="Arial" w:hAnsi="Arial" w:cs="Arial"/>
           <w:b/>
           <w:color w:val="000000"/>
           <w:sz w:val="18"/>
@@ -4631,14 +4986,36 @@
       </w:r>
       <w:r>
         <w:rPr>
-          <w:color w:val="000000"/>
-          <w:sz w:val="18"/>
-          <w:highlight w:val="lightGray"/>
-        </w:rPr>
-        <w:t xml:space="preserve">: Persons Table -&gt; ID Column: 1, Name_En Column: Motasem Essam] -&gt; </w:t>
-      </w:r>
-      <w:r>
-        <w:rPr>
+          <w:rFonts w:ascii="Arial" w:hAnsi="Arial" w:cs="Arial"/>
+          <w:color w:val="000000"/>
+          <w:sz w:val="18"/>
+          <w:highlight w:val="lightGray"/>
+        </w:rPr>
+        <w:t xml:space="preserve">: Persons Table -&gt; ID Column: 1, </w:t>
+      </w:r>
+      <w:proofErr w:type="spellStart"/>
+      <w:r>
+        <w:rPr>
+          <w:rFonts w:ascii="Arial" w:hAnsi="Arial" w:cs="Arial"/>
+          <w:color w:val="000000"/>
+          <w:sz w:val="18"/>
+          <w:highlight w:val="lightGray"/>
+        </w:rPr>
+        <w:t>Name_En</w:t>
+      </w:r>
+      <w:proofErr w:type="spellEnd"/>
+      <w:r>
+        <w:rPr>
+          <w:rFonts w:ascii="Arial" w:hAnsi="Arial" w:cs="Arial"/>
+          <w:color w:val="000000"/>
+          <w:sz w:val="18"/>
+          <w:highlight w:val="lightGray"/>
+        </w:rPr>
+        <w:t xml:space="preserve"> Column: Motasem Essam] -&gt; </w:t>
+      </w:r>
+      <w:r>
+        <w:rPr>
+          <w:rFonts w:ascii="Arial" w:hAnsi="Arial" w:cs="Arial"/>
           <w:b/>
           <w:color w:val="000000"/>
           <w:sz w:val="18"/>
@@ -4648,6 +5025,7 @@
       </w:r>
       <w:r>
         <w:rPr>
+          <w:rFonts w:ascii="Arial" w:hAnsi="Arial" w:cs="Arial"/>
           <w:color w:val="000000"/>
           <w:sz w:val="18"/>
           <w:highlight w:val="lightGray"/>
@@ -4656,6 +5034,7 @@
       </w:r>
       <w:r>
         <w:rPr>
+          <w:rFonts w:ascii="Arial" w:hAnsi="Arial" w:cs="Arial"/>
           <w:b/>
           <w:color w:val="000000"/>
           <w:sz w:val="18"/>
@@ -4665,6 +5044,7 @@
       </w:r>
       <w:r>
         <w:rPr>
+          <w:rFonts w:ascii="Arial" w:hAnsi="Arial" w:cs="Arial"/>
           <w:color w:val="000000"/>
           <w:sz w:val="18"/>
           <w:highlight w:val="lightGray"/>
